--- a/04_Competitor_Analysis_Matrix.docx
+++ b/04_Competitor_Analysis_Matrix.docx
@@ -1247,6 +1247,165 @@
               <w:rPr>
                 <w:sz w:val="19"/>
               </w:rPr>
+              <w:t>**Westervelt Ecological Services (WES)**</w:t>
+            </w:r>
+          </w:p>
+        </w:tc>
+        <w:tc>
+          <w:tcPr>
+            <w:tcW w:type="dxa" w:w="1337"/>
+            <w:tcMar>
+              <w:top w:w="100" w:type="dxa"/>
+              <w:bottom w:w="100" w:type="dxa"/>
+              <w:left w:w="150" w:type="dxa"/>
+              <w:right w:w="150" w:type="dxa"/>
+            </w:tcMar>
+          </w:tcPr>
+          <w:p>
+            <w:pPr>
+              <w:jc w:val="left"/>
+            </w:pPr>
+            <w:r>
+              <w:rPr>
+                <w:sz w:val="19"/>
+              </w:rPr>
+              <w:t>Auburn, AL (Active across Georgia basins)</w:t>
+            </w:r>
+          </w:p>
+        </w:tc>
+        <w:tc>
+          <w:tcPr>
+            <w:tcW w:type="dxa" w:w="1337"/>
+            <w:tcMar>
+              <w:top w:w="100" w:type="dxa"/>
+              <w:bottom w:w="100" w:type="dxa"/>
+              <w:left w:w="150" w:type="dxa"/>
+              <w:right w:w="150" w:type="dxa"/>
+            </w:tcMar>
+          </w:tcPr>
+          <w:p>
+            <w:pPr>
+              <w:jc w:val="left"/>
+            </w:pPr>
+            <w:r>
+              <w:rPr>
+                <w:sz w:val="19"/>
+              </w:rPr>
+              <w:t xml:space="preserve">[Website](https://www.westerveltecology.com) </w:t>
+              <w:br/>
+              <w:t xml:space="preserve"> [LinkedIn](https://www.linkedin.com/company/westervelt-ecological-services/)</w:t>
+            </w:r>
+          </w:p>
+        </w:tc>
+        <w:tc>
+          <w:tcPr>
+            <w:tcW w:type="dxa" w:w="1337"/>
+            <w:tcMar>
+              <w:top w:w="100" w:type="dxa"/>
+              <w:bottom w:w="100" w:type="dxa"/>
+              <w:left w:w="150" w:type="dxa"/>
+              <w:right w:w="150" w:type="dxa"/>
+            </w:tcMar>
+          </w:tcPr>
+          <w:p>
+            <w:pPr>
+              <w:jc w:val="left"/>
+            </w:pPr>
+            <w:r>
+              <w:rPr>
+                <w:sz w:val="19"/>
+              </w:rPr>
+              <w:t>~80</w:t>
+            </w:r>
+          </w:p>
+        </w:tc>
+        <w:tc>
+          <w:tcPr>
+            <w:tcW w:type="dxa" w:w="1337"/>
+            <w:tcMar>
+              <w:top w:w="100" w:type="dxa"/>
+              <w:bottom w:w="100" w:type="dxa"/>
+              <w:left w:w="150" w:type="dxa"/>
+              <w:right w:w="150" w:type="dxa"/>
+            </w:tcMar>
+          </w:tcPr>
+          <w:p>
+            <w:pPr>
+              <w:jc w:val="left"/>
+            </w:pPr>
+            <w:r>
+              <w:rPr>
+                <w:sz w:val="19"/>
+              </w:rPr>
+              <w:t>Institutional stream/wetland mitigation, species conservation banks.</w:t>
+            </w:r>
+          </w:p>
+        </w:tc>
+        <w:tc>
+          <w:tcPr>
+            <w:tcW w:type="dxa" w:w="1337"/>
+            <w:tcMar>
+              <w:top w:w="100" w:type="dxa"/>
+              <w:bottom w:w="100" w:type="dxa"/>
+              <w:left w:w="150" w:type="dxa"/>
+              <w:right w:w="150" w:type="dxa"/>
+            </w:tcMar>
+          </w:tcPr>
+          <w:p>
+            <w:pPr>
+              <w:jc w:val="left"/>
+            </w:pPr>
+            <w:r>
+              <w:rPr>
+                <w:sz w:val="19"/>
+              </w:rPr>
+              <w:t>Backed by historical timberlands portfolio (Westervelt Co.), excellent biology expertise.</w:t>
+            </w:r>
+          </w:p>
+        </w:tc>
+        <w:tc>
+          <w:tcPr>
+            <w:tcW w:type="dxa" w:w="1337"/>
+            <w:tcMar>
+              <w:top w:w="100" w:type="dxa"/>
+              <w:bottom w:w="100" w:type="dxa"/>
+              <w:left w:w="150" w:type="dxa"/>
+              <w:right w:w="150" w:type="dxa"/>
+            </w:tcMar>
+          </w:tcPr>
+          <w:p>
+            <w:pPr>
+              <w:jc w:val="left"/>
+            </w:pPr>
+            <w:r>
+              <w:rPr>
+                <w:sz w:val="19"/>
+              </w:rPr>
+              <w:t>Capture coldwater trout niches that are outside of Westervelt's primary warmwater/wetland focus.</w:t>
+            </w:r>
+          </w:p>
+        </w:tc>
+      </w:tr>
+      <w:tr>
+        <w:tc>
+          <w:tcPr>
+            <w:tcW w:type="dxa" w:w="1337"/>
+            <w:tcMar>
+              <w:top w:w="100" w:type="dxa"/>
+              <w:bottom w:w="100" w:type="dxa"/>
+              <w:left w:w="150" w:type="dxa"/>
+              <w:right w:w="150" w:type="dxa"/>
+            </w:tcMar>
+            <w:shd w:fill="F2F2F2"/>
+          </w:tcPr>
+          <w:p>
+            <w:pPr>
+              <w:jc w:val="left"/>
+            </w:pPr>
+            <w:r>
+              <w:rPr>
+                <w:sz w:val="19"/>
+              </w:rPr>
               <w:t>**Boutique Environmental Contractors**</w:t>
             </w:r>
           </w:p>
@@ -1260,6 +1419,7 @@
               <w:left w:w="150" w:type="dxa"/>
               <w:right w:w="150" w:type="dxa"/>
             </w:tcMar>
+            <w:shd w:fill="F2F2F2"/>
           </w:tcPr>
           <w:p>
             <w:pPr>
@@ -1282,6 +1442,7 @@
               <w:left w:w="150" w:type="dxa"/>
               <w:right w:w="150" w:type="dxa"/>
             </w:tcMar>
+            <w:shd w:fill="F2F2F2"/>
           </w:tcPr>
           <w:p>
             <w:pPr>
@@ -1304,6 +1465,7 @@
               <w:left w:w="150" w:type="dxa"/>
               <w:right w:w="150" w:type="dxa"/>
             </w:tcMar>
+            <w:shd w:fill="F2F2F2"/>
           </w:tcPr>
           <w:p>
             <w:pPr>
@@ -1326,6 +1488,7 @@
               <w:left w:w="150" w:type="dxa"/>
               <w:right w:w="150" w:type="dxa"/>
             </w:tcMar>
+            <w:shd w:fill="F2F2F2"/>
           </w:tcPr>
           <w:p>
             <w:pPr>
@@ -1348,6 +1511,7 @@
               <w:left w:w="150" w:type="dxa"/>
               <w:right w:w="150" w:type="dxa"/>
             </w:tcMar>
+            <w:shd w:fill="F2F2F2"/>
           </w:tcPr>
           <w:p>
             <w:pPr>
@@ -1370,6 +1534,7 @@
               <w:left w:w="150" w:type="dxa"/>
               <w:right w:w="150" w:type="dxa"/>
             </w:tcMar>
+            <w:shd w:fill="F2F2F2"/>
           </w:tcPr>
           <w:p>
             <w:pPr>
@@ -2372,7 +2537,159 @@
           <w:color w:val="595959"/>
           <w:sz w:val="26"/>
         </w:rPr>
-        <w:t>7. Boutique Environmental Contractors (Local Excavators)</w:t>
+        <w:t>7. Westervelt Ecological Services (WES)</w:t>
+      </w:r>
+    </w:p>
+    <w:p>
+      <w:pPr>
+        <w:pStyle w:val="ListBullet"/>
+        <w:spacing w:after="60"/>
+      </w:pPr>
+      <w:r/>
+      <w:r>
+        <w:rPr>
+          <w:b/>
+        </w:rPr>
+        <w:t>Scale &amp; Reach</w:t>
+      </w:r>
+      <w:r>
+        <w:t>: Major regional powerhouse with extensive mitigation banking holdings throughout the Southeast, backed by the parent company's (Westervelt Co.) historic timberlands portfolio. Highly active in Alabama and Georgia river basins.</w:t>
+      </w:r>
+    </w:p>
+    <w:p>
+      <w:pPr>
+        <w:pStyle w:val="ListBullet"/>
+        <w:spacing w:after="60"/>
+      </w:pPr>
+      <w:r/>
+      <w:r>
+        <w:rPr>
+          <w:b/>
+        </w:rPr>
+        <w:t>Website</w:t>
+      </w:r>
+      <w:r>
+        <w:t>: [https://www.westerveltecology.com](https://www.westerveltecology.com)</w:t>
+      </w:r>
+    </w:p>
+    <w:p>
+      <w:pPr>
+        <w:pStyle w:val="ListBullet"/>
+        <w:spacing w:after="60"/>
+      </w:pPr>
+      <w:r/>
+      <w:r>
+        <w:rPr>
+          <w:b/>
+        </w:rPr>
+        <w:t>LinkedIn</w:t>
+      </w:r>
+      <w:r>
+        <w:t>: [Westervelt Ecological Services on LinkedIn](https://www.linkedin.com/company/westervelt-ecological-services/)</w:t>
+      </w:r>
+    </w:p>
+    <w:p>
+      <w:pPr>
+        <w:pStyle w:val="ListBullet"/>
+        <w:spacing w:after="60"/>
+      </w:pPr>
+      <w:r/>
+      <w:r>
+        <w:rPr>
+          <w:b/>
+        </w:rPr>
+        <w:t>Employees</w:t>
+      </w:r>
+      <w:r>
+        <w:t>: ~80 employees.</w:t>
+      </w:r>
+    </w:p>
+    <w:p>
+      <w:pPr>
+        <w:pStyle w:val="ListBullet"/>
+        <w:spacing w:after="60"/>
+      </w:pPr>
+      <w:r/>
+      <w:r>
+        <w:rPr>
+          <w:b/>
+        </w:rPr>
+        <w:t>Core Services</w:t>
+      </w:r>
+      <w:r>
+        <w:t>: Full-delivery stream and wetland mitigation banking, species conservation banking, ecological engineering, and habitat stewardship.</w:t>
+      </w:r>
+    </w:p>
+    <w:p>
+      <w:pPr>
+        <w:pStyle w:val="ListBullet"/>
+        <w:spacing w:after="60"/>
+      </w:pPr>
+      <w:r/>
+      <w:r>
+        <w:rPr>
+          <w:b/>
+        </w:rPr>
+        <w:t>Major Strengths</w:t>
+      </w:r>
+      <w:r>
+        <w:t>: Strong, debt-free institutional capitalization. Ownership of extensive historical land portfolios that can be converted directly into mitigation assets. High-quality biology and permitting expertise.</w:t>
+      </w:r>
+    </w:p>
+    <w:p>
+      <w:pPr>
+        <w:pStyle w:val="ListBullet"/>
+        <w:spacing w:after="60"/>
+      </w:pPr>
+      <w:r/>
+      <w:r>
+        <w:rPr>
+          <w:b/>
+        </w:rPr>
+        <w:t>Key Weaknesses</w:t>
+      </w:r>
+      <w:r>
+        <w:t>: Primary organizational focus is on large, warmwater stream and coastal wetland banks; less agile in high-gradient mountain coldwater trout environments or specialized PRM projects requiring rapid engineering turnarounds.</w:t>
+      </w:r>
+    </w:p>
+    <w:p>
+      <w:pPr>
+        <w:pStyle w:val="ListBullet"/>
+        <w:spacing w:after="60"/>
+      </w:pPr>
+      <w:r/>
+      <w:r>
+        <w:rPr>
+          <w:b/>
+        </w:rPr>
+        <w:t>Strategic Counter-Play</w:t>
+      </w:r>
+      <w:r>
+        <w:t>: Capture the premium mountain coldwater trout stream niche. Westervelt's corporate models prioritize massive bottomland wetland banks. Hunter wins by targeting high-gradient trout streams (Priority 1 meanders) on private mountain cabins and estates where geomorphic bioengineering creates extreme trout habitat lift that standard timberland banks cannot match.</w:t>
+      </w:r>
+    </w:p>
+    <w:p>
+      <w:pPr>
+        <w:spacing w:after="240"/>
+      </w:pPr>
+      <w:r>
+        <w:rPr>
+          <w:color w:val="D9D9D9"/>
+        </w:rPr>
+        <w:t>____________________________________________________</w:t>
+      </w:r>
+    </w:p>
+    <w:p>
+      <w:pPr>
+        <w:spacing w:before="240" w:after="80"/>
+      </w:pPr>
+      <w:r>
+        <w:rPr>
+          <w:b/>
+          <w:color w:val="595959"/>
+          <w:sz w:val="26"/>
+        </w:rPr>
+        <w:t>8. Boutique Environmental Contractors (Local Excavators)</w:t>
       </w:r>
     </w:p>
     <w:p>
